--- a/docs/program/volume-0/generated/Central-Registration-Platform-Volume-0-Executive-Brief.docx
+++ b/docs/program/volume-0/generated/Central-Registration-Platform-Volume-0-Executive-Brief.docx
@@ -151,25 +151,25 @@
         <w:rPr>
           <w:highlight w:val="lightGray"/>
         </w:rPr>
-        <w:t xml:space="preserve">7d56dd7</w:t>
-      </w:r>
-    </w:p>
-    <w:p>
-      <w:pPr>
-        <w:spacing w:lineRule="auto"/>
-      </w:pPr>
-      <w:r>
-        <w:rPr/>
-        <w:t xml:space="preserve">Generated</w:t>
-      </w:r>
-    </w:p>
-    <w:p>
-      <w:pPr>
-        <w:spacing w:lineRule="auto"/>
-      </w:pPr>
-      <w:r>
-        <w:rPr/>
-        <w:t xml:space="preserve">2026-07-25 16:07 UTC</w:t>
+        <w:t xml:space="preserve">4fc5b1c</w:t>
+      </w:r>
+    </w:p>
+    <w:p>
+      <w:pPr>
+        <w:spacing w:lineRule="auto"/>
+      </w:pPr>
+      <w:r>
+        <w:rPr/>
+        <w:t xml:space="preserve">Document date</w:t>
+      </w:r>
+    </w:p>
+    <w:p>
+      <w:pPr>
+        <w:spacing w:lineRule="auto"/>
+      </w:pPr>
+      <w:r>
+        <w:rPr/>
+        <w:t xml:space="preserve">2026-07-25 (source commit date, UTC)</w:t>
       </w:r>
     </w:p>
     <w:p>
@@ -200,7 +200,7 @@
         <w:rPr>
           <w:highlight w:val="lightGray"/>
         </w:rPr>
-        <w:t xml:space="preserve">7d56dd7</w:t>
+        <w:t xml:space="preserve">4fc5b1c</w:t>
       </w:r>
     </w:p>
     <w:p>
@@ -247,8 +247,119 @@
         <w:spacing w:lineRule="auto"/>
       </w:pPr>
       <w:r>
-        <w:rPr/>
-        <w:t xml:space="preserve">Document ID: V0-H-EXECUTIVE-BRIEF Status: RATIFIED Version: 1.0.0 Owner: Aubert Nungisa (Accountable Program Authority) Approver: Nolan (Executive Acceptance Authority) Associated Gate: G0</w:t>
+        <w:rPr>
+          <w:b/>
+        </w:rPr>
+        <w:t xml:space="preserve">Document ID:</w:t>
+      </w:r>
+    </w:p>
+    <w:p>
+      <w:pPr>
+        <w:spacing w:lineRule="auto"/>
+      </w:pPr>
+      <w:r>
+        <w:rPr/>
+        <w:t xml:space="preserve"> V0-H-EXECUTIVE-BRIEF</w:t>
+      </w:r>
+    </w:p>
+    <w:p>
+      <w:pPr>
+        <w:spacing w:lineRule="auto"/>
+      </w:pPr>
+      <w:r>
+        <w:rPr>
+          <w:b/>
+        </w:rPr>
+        <w:t xml:space="preserve">Status:</w:t>
+      </w:r>
+    </w:p>
+    <w:p>
+      <w:pPr>
+        <w:spacing w:lineRule="auto"/>
+      </w:pPr>
+      <w:r>
+        <w:rPr/>
+        <w:t xml:space="preserve"> RATIFIED</w:t>
+      </w:r>
+    </w:p>
+    <w:p>
+      <w:pPr>
+        <w:spacing w:lineRule="auto"/>
+      </w:pPr>
+      <w:r>
+        <w:rPr>
+          <w:b/>
+        </w:rPr>
+        <w:t xml:space="preserve">Version:</w:t>
+      </w:r>
+    </w:p>
+    <w:p>
+      <w:pPr>
+        <w:spacing w:lineRule="auto"/>
+      </w:pPr>
+      <w:r>
+        <w:rPr/>
+        <w:t xml:space="preserve"> 1.0.0</w:t>
+      </w:r>
+    </w:p>
+    <w:p>
+      <w:pPr>
+        <w:spacing w:lineRule="auto"/>
+      </w:pPr>
+      <w:r>
+        <w:rPr>
+          <w:b/>
+        </w:rPr>
+        <w:t xml:space="preserve">Owner:</w:t>
+      </w:r>
+    </w:p>
+    <w:p>
+      <w:pPr>
+        <w:spacing w:lineRule="auto"/>
+      </w:pPr>
+      <w:r>
+        <w:rPr/>
+        <w:t xml:space="preserve"> Aubert Nungisa (Accountable Program Authority)</w:t>
+      </w:r>
+    </w:p>
+    <w:p>
+      <w:pPr>
+        <w:spacing w:lineRule="auto"/>
+      </w:pPr>
+      <w:r>
+        <w:rPr>
+          <w:b/>
+        </w:rPr>
+        <w:t xml:space="preserve">Approver:</w:t>
+      </w:r>
+    </w:p>
+    <w:p>
+      <w:pPr>
+        <w:spacing w:lineRule="auto"/>
+      </w:pPr>
+      <w:r>
+        <w:rPr/>
+        <w:t xml:space="preserve"> Nolan (Executive Acceptance Authority)</w:t>
+      </w:r>
+    </w:p>
+    <w:p>
+      <w:pPr>
+        <w:spacing w:lineRule="auto"/>
+      </w:pPr>
+      <w:r>
+        <w:rPr>
+          <w:b/>
+        </w:rPr>
+        <w:t xml:space="preserve">Associated Gate:</w:t>
+      </w:r>
+    </w:p>
+    <w:p>
+      <w:pPr>
+        <w:spacing w:lineRule="auto"/>
+      </w:pPr>
+      <w:r>
+        <w:rPr/>
+        <w:t xml:space="preserve"> G0</w:t>
       </w:r>
     </w:p>
     <w:p>
